--- a/KIEN_TRUC_PHAN_TANG.docx
+++ b/KIEN_TRUC_PHAN_TANG.docx
@@ -595,7 +595,7 @@
                 <w:color w:val="1F2937"/>
                 <w:sz w:val="19"/>
               </w:rPr>
-              <w:t>1. Presentation</w:t>
+              <w:t>1. Presentation / GUI</w:t>
               <w:br/>
               <w:t>(Giao diện UI)</w:t>
             </w:r>
@@ -623,6 +623,8 @@
                 <w:sz w:val="19"/>
               </w:rPr>
               <w:t>com.nhom12.gym.gui</w:t>
+              <w:br/>
+              <w:t>com.nhom12.gym.gui.panels</w:t>
             </w:r>
           </w:p>
         </w:tc>
@@ -676,7 +678,7 @@
                 <w:color w:val="1F2937"/>
                 <w:sz w:val="19"/>
               </w:rPr>
-              <w:t>Thu nhận tương tác chuột/phím, lắng nghe máy quét USB Honeywell, hiển thị đồ họa trực quan (cổng Flap Barrier, heatmap, phôi thẻ).</w:t>
+              <w:t>Phân tách rõ ràng giữa Màn hình chính (LoginForm, MainForm, CheckInForm, GuiMaQRDialog) và 31 Panel nghiệp vụ (trong gui.panels). Thu nhận tương tác chuột/phím, lắng nghe máy quét USB Honeywell, hiển thị đồ họa trực quan.</w:t>
             </w:r>
           </w:p>
         </w:tc>
@@ -703,9 +705,9 @@
                 <w:color w:val="1F2937"/>
                 <w:sz w:val="19"/>
               </w:rPr>
-              <w:t>2. Business Logic</w:t>
+              <w:t>2. Controller &amp; Service</w:t>
               <w:br/>
-              <w:t>(Dịch vụ Service)</w:t>
+              <w:t>(Điều phối &amp; Nghiệp vụ)</w:t>
             </w:r>
           </w:p>
         </w:tc>
@@ -730,6 +732,8 @@
                 <w:color w:val="1F2937"/>
                 <w:sz w:val="19"/>
               </w:rPr>
+              <w:t>com.nhom12.gym.controller</w:t>
+              <w:br/>
               <w:t>com.nhom12.gym.service</w:t>
             </w:r>
           </w:p>
@@ -755,7 +759,7 @@
                 <w:color w:val="1F2937"/>
                 <w:sz w:val="19"/>
               </w:rPr>
-              <w:t>Java Standard Edition</w:t>
+              <w:t>Java SE • MVC Architecture</w:t>
               <w:br/>
               <w:t>Business Rule Engine</w:t>
               <w:br/>
@@ -784,7 +788,7 @@
                 <w:color w:val="1F2937"/>
                 <w:sz w:val="19"/>
               </w:rPr>
-              <w:t>Đóng gói 100% quy tắc kinh doanh: 5 rules check-in, anti-passback 2 phút, phân quyền 5 vai trò, tính hạn thẻ, chính sách VIP ẩn.</w:t>
+              <w:t>Tầng Controller điều phối luồng giao diện; Tầng Service đóng gói 100% quy tắc kinh doanh: 5 rules check-in, anti-passback 2 phút, phân quyền 5 vai trò, tính hạn thẻ, chính sách VIP ẩn, băm mật khẩu SHA-256.</w:t>
             </w:r>
           </w:p>
         </w:tc>
@@ -1135,7 +1139,7 @@
               </w:rPr>
               <w:t>6. Cross-Cutting</w:t>
               <w:br/>
-              <w:t>(Tiện ích dùng chung)</w:t>
+              <w:t>(Tiện ích &amp; Bảo mật)</w:t>
             </w:r>
           </w:p>
         </w:tc>
@@ -1185,11 +1189,11 @@
                 <w:color w:val="1F2937"/>
                 <w:sz w:val="19"/>
               </w:rPr>
+              <w:t>SHA-256 MessageDigest</w:t>
+              <w:br/>
               <w:t>javax.sound.sampled (PCM)</w:t>
               <w:br/>
               <w:t>UTF-8 BOM File IO</w:t>
-              <w:br/>
-              <w:t>Regex Validation</w:t>
             </w:r>
           </w:p>
         </w:tc>
@@ -1214,7 +1218,7 @@
                 <w:color w:val="1F2937"/>
                 <w:sz w:val="19"/>
               </w:rPr>
-              <w:t>Sinh sóng âm 1200Hz/420Hz, xuất file Excel tiếng Việt không lỗi font, sinh mã QR định danh, lưu giữ context phiên làm việc.</w:t>
+              <w:t>PasswordUtil băm mật khẩu chuẩn SHA-256 (64 hex characters), sinh sóng âm 1200Hz/420Hz, xuất file Excel tiếng Việt không lỗi font, sinh mã QR định danh, lưu giữ context phiên làm việc.</w:t>
             </w:r>
           </w:p>
         </w:tc>
@@ -1322,7 +1326,7 @@
                 <w:color w:val="1F2937"/>
                 <w:sz w:val="19"/>
               </w:rPr>
-              <w:t>Lưu trữ dữ liệu quan hệ bền vững, thực thi ràng buộc toàn vẹn khóa chính, khóa ngoại và chỉ mục tìm kiếm.</w:t>
+              <w:t>Lưu trữ dữ liệu quan hệ bền vững, thực thi ràng buộc toàn vẹn khóa chính, khóa ngoại, cột MatKhau VARCHAR(255) băm SHA-256 và chỉ mục tìm kiếm.</w:t>
             </w:r>
           </w:p>
         </w:tc>
@@ -1360,7 +1364,7 @@
           <w:color w:val="0D9488"/>
           <w:sz w:val="25"/>
         </w:rPr>
-        <w:t>2.1. Presentation Layer (Tầng Giao Diện Người Dùng - com.nhom12.gym.gui)</w:t>
+        <w:t>2.1. Presentation Layer (Tầng Giao Diện Người Dùng - com.nhom12.gym.gui &amp; gui.panels)</w:t>
       </w:r>
     </w:p>
     <w:p>
@@ -1374,7 +1378,7 @@
           <w:color w:val="1F2937"/>
           <w:sz w:val="21"/>
         </w:rPr>
-        <w:t>Tầng Presentation đóng vai trò là cầu nối giao tiếp trực tiếp giữa người dùng và hệ thống. Được xây dựng trên nền tảng Java Swing kết hợp bộ giao diện hiện đại FlatLaf Look &amp; Feel (phiên bản 3.4), tầng này đem đến trải nghiệm thẩm mỹ chuyên nghiệp chuẩn Windows 11 / macOS, loại bỏ hoàn toàn giao diện xám thô cũ kỹ của Swing truyền thống.</w:t>
+        <w:t>Tầng Presentation đóng vai trò là cầu nối giao tiếp trực tiếp giữa người dùng và hệ thống. Nhóm đã tái cấu trúc và phân bổ cây thư mục chuyên nghiệp theo chuẩn MVC: tổ chức gọn gàng các màn hình chính (Forms / Dialogs: LoginForm, MainDashboard/MainForm, CheckInForm) tại package com.nhom12.gym.gui và gom toàn bộ 31 Panel chức năng chuyên biệt vào package con com.nhom12.gym.gui.panels. Nhờ đó, cây thư mục mạch lạc, chuyên nghiệp mà mã nguồn khởi chạy vẫn bám sát 100% vào package gui.</w:t>
       </w:r>
     </w:p>
     <w:p>
@@ -1441,7 +1445,7 @@
           <w:color w:val="111827"/>
           <w:sz w:val="21"/>
         </w:rPr>
-        <w:t xml:space="preserve">2. MainDashboard (Chủ phòng): </w:t>
+        <w:t xml:space="preserve">2. MainDashboard / MainForm (Chủ phòng): </w:t>
       </w:r>
       <w:r>
         <w:rPr>
@@ -1449,7 +1453,7 @@
           <w:color w:val="1F2937"/>
           <w:sz w:val="21"/>
         </w:rPr>
-        <w:t>Trung tâm điều hành tối cao với thanh Ribbon 2 tầng hiện đại bao gồm 5 Trụ Cột Chiến Lược (Báo Cáo &amp; Thống Kê, Vận Hành Phòng Tập, Kinh Doanh &amp; Dịch Vụ, Huấn Luyện Viên, Quản Trị Hệ Thống) và dải thẻ Live KPI tài chính/hội viên thời gian thực.</w:t>
+        <w:t>Trung tâm điều hành tối cao với thanh Ribbon 2 tầng hiện đại bao gồm 5 Trụ Cột Chiến Lược (Báo Cáo &amp; Thống Kê, Vận Hành Phòng Tập, Kinh Doanh &amp; Dịch Vụ, Huấn Luyện Viên, Quản Trị Hệ Thống) và dải thẻ Live KPI tài chính/hội viên thời gian thực. Hỗ trợ alias MainForm.</w:t>
       </w:r>
     </w:p>
     <w:p>
@@ -1495,7 +1499,7 @@
           <w:color w:val="1F2937"/>
           <w:sz w:val="21"/>
         </w:rPr>
-        <w:t>Quản lý danh mục gói tập (1 Tháng, 3 Tháng, 6 Tháng, VIP Diamond, Kèm PT), chính sách giá, thời hạn và phân quyền theo từng cơ sở.</w:t>
+        <w:t>Quản lý danh mục gói tập (1 Tháng, 3 Tháng, 6 Tháng, VIP Diamond, Kèm PT), chính sách giá, thời hạn và phân quyền theo từng cơ sở (nằm trong package con gui.panels).</w:t>
       </w:r>
     </w:p>
     <w:p>
@@ -1576,7 +1580,7 @@
                 <w:color w:val="713F12"/>
                 <w:sz w:val="20"/>
               </w:rPr>
-              <w:t>Tầng GUI TUYỆT ĐỐI KHÔNG chứa bất kỳ dòng lệnh SQL nào (SELECT, INSERT, UPDATE) và không được phép can thiệp trực tiếp vào Hibernate Session. Mọi yêu cầu xử lý dữ liệu đều phải gọi thông qua tầng Service tương ứng (ví dụ: CheckInService, AuthService, BaoCaoService). Điều này đảm bảo giao diện chỉ chịu trách nhiệm hiển thị và bắt sự kiện (Event Handling).</w:t>
+              <w:t>Tầng View/GUI TUYỆT ĐỐI KHÔNG chứa bất kỳ dòng lệnh SQL nào (SELECT, INSERT, UPDATE) và không được phép can thiệp trực tiếp vào Hibernate Session. Mọi yêu cầu xử lý dữ liệu đều phải gọi thông qua tầng Controller / Service tương ứng (ví dụ: CheckInController, AuthController, BaoCaoService). Điều này đảm bảo giao diện chỉ chịu trách nhiệm hiển thị và bắt sự kiện (Event Handling).</w:t>
             </w:r>
           </w:p>
         </w:tc>
@@ -1599,7 +1603,7 @@
           <w:color w:val="0D9488"/>
           <w:sz w:val="25"/>
         </w:rPr>
-        <w:t>2.2. Business Logic Layer / Service Layer (Tầng Nghiệp Vụ - com.nhom12.gym.service)</w:t>
+        <w:t>2.2. Controller &amp; Business Logic Layer (Tầng Điều Phối &amp; Nghiệp Vụ - com.nhom12.gym.controller &amp; service)</w:t>
       </w:r>
     </w:p>
     <w:p>
@@ -1613,7 +1617,7 @@
           <w:color w:val="1F2937"/>
           <w:sz w:val="21"/>
         </w:rPr>
-        <w:t>Tầng Service là 'bộ não' trung tâm của toàn bộ hệ thống, nơi tập trung toàn bộ các quy tắc kinh doanh (Business Rules), thuật toán thẩm định điều kiện, kiểm soát tính toán và điều phối luồng xử lý dữ liệu trước khi gửi sang DAO hoặc trả về giao diện.</w:t>
+        <w:t>Hệ thống ứng dụng mô hình kết hợp MVC Controller &amp; Service Layer: Tầng Controller (com.nhom12.gym.controller) bao gồm AuthController, ProductController, HoiVienController, CheckInController, GoiTapController đóng vai trò điều phối luồng dữ liệu từ View sang Service. Tầng Service (com.nhom12.gym.service) là 'bộ não' trung tâm của toàn bộ hệ thống, nơi tập trung toàn bộ các quy tắc kinh doanh (Business Rules), thuật toán thẩm định điều kiện, kiểm soát tính toán và điều phối luồng xử lý dữ liệu trước khi gửi sang DAO hoặc trả về giao diện.</w:t>
       </w:r>
     </w:p>
     <w:p>
@@ -3634,7 +3638,30 @@
           <w:color w:val="111827"/>
           <w:sz w:val="21"/>
         </w:rPr>
-        <w:t xml:space="preserve">1. SoundHelper (Bộ Tổng Hợp Sóng Âm PCM): </w:t>
+        <w:t xml:space="preserve">1. PasswordUtil (Bảo Mật Băm Mật Khẩu Chuẩn SHA-256): </w:t>
+      </w:r>
+      <w:r>
+        <w:rPr>
+          <w:rFonts w:ascii="Segoe UI" w:hAnsi="Segoe UI"/>
+          <w:color w:val="1F2937"/>
+          <w:sz w:val="21"/>
+        </w:rPr>
+        <w:t>Cài đặt thuật toán băm một chiều chuẩn công nghiệp SHA-256 (MessageDigest), sinh chuỗi băm 64 ký tự hex (ví dụ '123456' -&gt; '8d969eef6ecad3c29a3a629280e686cf0c3f5d5a86aff3ca12020c923adc6c92'). Kết hợp kiểm tra tự động isHashed() và so khớp an toàn checkPassword(). CSDL SQL Server lưu trữ tại cột MatKhau VARCHAR(255) NOT NULL, loại bỏ hoàn toàn nguy cơ rò rỉ mật khẩu gốc.</w:t>
+      </w:r>
+    </w:p>
+    <w:p>
+      <w:pPr>
+        <w:pStyle w:val="ListBullet"/>
+        <w:spacing w:after="60" w:line="276" w:lineRule="auto"/>
+      </w:pPr>
+      <w:r>
+        <w:rPr>
+          <w:rFonts w:ascii="Segoe UI" w:hAnsi="Segoe UI"/>
+          <w:b/>
+          <w:color w:val="111827"/>
+          <w:sz w:val="21"/>
+        </w:rPr>
+        <w:t xml:space="preserve">2. SoundHelper (Bộ Tổng Hợp Sóng Âm PCM): </w:t>
       </w:r>
       <w:r>
         <w:rPr>
@@ -3657,7 +3684,7 @@
           <w:color w:val="111827"/>
           <w:sz w:val="21"/>
         </w:rPr>
-        <w:t xml:space="preserve">2. ExcelExportHelper (Xuất Báo Cáo UTF-8 BOM): </w:t>
+        <w:t xml:space="preserve">3. ExcelExportHelper (Xuất Báo Cáo UTF-8 BOM): </w:t>
       </w:r>
       <w:r>
         <w:rPr>
@@ -3680,7 +3707,7 @@
           <w:color w:val="111827"/>
           <w:sz w:val="21"/>
         </w:rPr>
-        <w:t xml:space="preserve">3. ImageHelper &amp; GuiMaQRDialog (Xử Lý Mã QR &amp; Ảnh Thẻ): </w:t>
+        <w:t xml:space="preserve">4. ImageHelper &amp; GuiMaQRDialog (Xử Lý Mã QR &amp; Ảnh Thẻ): </w:t>
       </w:r>
       <w:r>
         <w:rPr>
@@ -3703,7 +3730,7 @@
           <w:color w:val="111827"/>
           <w:sz w:val="21"/>
         </w:rPr>
-        <w:t xml:space="preserve">4. ValidationHelper (Xác Thực Dữ Liệu Đầu Vào): </w:t>
+        <w:t xml:space="preserve">5. ValidationHelper (Xác Thực Dữ Liệu Đầu Vào): </w:t>
       </w:r>
       <w:r>
         <w:rPr>
@@ -3726,7 +3753,7 @@
           <w:color w:val="111827"/>
           <w:sz w:val="21"/>
         </w:rPr>
-        <w:t xml:space="preserve">5. Auth (Quản Lý Phiên Đăng Nhập): </w:t>
+        <w:t xml:space="preserve">6. Auth (Quản Lý Phiên Đăng Nhập): </w:t>
       </w:r>
       <w:r>
         <w:rPr>
@@ -3778,7 +3805,7 @@
           <w:color w:val="111827"/>
           <w:sz w:val="21"/>
         </w:rPr>
-        <w:t xml:space="preserve">• Ràng buộc toàn vẹn: </w:t>
+        <w:t xml:space="preserve">• Ràng buộc toàn vẹn &amp; Bảo mật: </w:t>
       </w:r>
       <w:r>
         <w:rPr>
@@ -3786,7 +3813,7 @@
           <w:color w:val="1F2937"/>
           <w:sz w:val="21"/>
         </w:rPr>
-        <w:t>8 bảng quan hệ với đầy đủ khóa chính (PRIMARY KEY IDENTITY), khóa ngoại (FOREIGN KEY) với thứ tự xóa an toàn, đảm bảo tính toàn vẹn tham chiếu.</w:t>
+        <w:t>8 bảng quan hệ với đầy đủ khóa chính (PRIMARY KEY IDENTITY), khóa ngoại (FOREIGN KEY) với thứ tự xóa an toàn, đảm bảo tính toàn vẹn tham chiếu. Cột MatKhau được mở rộng VARCHAR(255) lưu trữ mã băm an toàn SHA-256.</w:t>
       </w:r>
     </w:p>
     <w:p>
@@ -3832,7 +3859,7 @@
           <w:color w:val="1F2937"/>
           <w:sz w:val="21"/>
         </w:rPr>
-        <w:t>File script Database.sql được thiết kế tự động hóa: tự kiểm tra và tạo database, xóa bảng cũ theo đúng thứ tự an toàn khóa ngoại, tạo bảng mới và nạp sẵn 100% dữ liệu mẫu kiểm thử.</w:t>
+        <w:t>File script Database.sql được thiết kế tự động hóa: tự kiểm tra và tạo database, xóa bảng cũ theo đúng thứ tự an toàn khóa ngoại, tạo bảng mới và nạp sẵn 100% dữ liệu mẫu kiểm thử đã băm SHA-256.</w:t>
       </w:r>
     </w:p>
     <w:p>
@@ -3899,7 +3926,30 @@
           <w:color w:val="1F2937"/>
           <w:sz w:val="21"/>
         </w:rPr>
-        <w:t>Người dùng nhập Tên đăng nhập và Mật khẩu tại LoginForm và nhấn Enter.</w:t>
+        <w:t>Người dùng nhập Tên đăng nhập và Mật khẩu tại LoginForm (trong package gui) và nhấn Enter.</w:t>
+      </w:r>
+    </w:p>
+    <w:p>
+      <w:pPr>
+        <w:pStyle w:val="ListBullet"/>
+        <w:spacing w:after="60" w:line="276" w:lineRule="auto"/>
+      </w:pPr>
+      <w:r>
+        <w:rPr>
+          <w:rFonts w:ascii="Segoe UI" w:hAnsi="Segoe UI"/>
+          <w:b/>
+          <w:color w:val="111827"/>
+          <w:sz w:val="21"/>
+        </w:rPr>
+        <w:t xml:space="preserve">Bước 2 (Security &amp; Controller): </w:t>
+      </w:r>
+      <w:r>
+        <w:rPr>
+          <w:rFonts w:ascii="Segoe UI" w:hAnsi="Segoe UI"/>
+          <w:color w:val="1F2937"/>
+          <w:sz w:val="21"/>
+        </w:rPr>
+        <w:t>LoginForm gọi AuthController / AuthService thực hiện băm mật khẩu qua PasswordUtil.hashPassword() sang mã SHA-256 (64 hex) trước khi gửi truy vấn.</w:t>
       </w:r>
     </w:p>
     <w:p>
